--- a/docs/Report/AI_Evidence/Week8.docx
+++ b/docs/Report/AI_Evidence/Week8.docx
@@ -14,7 +14,7 @@
           <w:color w:val="000000"/>
           <w:sz w:val="24"/>
         </w:rPr>
-        <w:t>Nhiệm vụ 1: Tinh chỉnh điểm số đánh giá phỏng vấn và quy trình đề xuất ứng viên của HR</w:t>
+        <w:t>Task 1: Calibrate interview feedback scores and HR candidate recommendation workflow</w:t>
       </w:r>
     </w:p>
     <w:tbl>
@@ -39,7 +39,7 @@
                 <w:b/>
                 <w:sz w:val="24"/>
               </w:rPr>
-              <w:t>Tên công cụ AI</w:t>
+              <w:t>AI Tool Used</w:t>
             </w:r>
           </w:p>
         </w:tc>
@@ -70,7 +70,7 @@
                 <w:b/>
                 <w:sz w:val="24"/>
               </w:rPr>
-              <w:t>Giai đoạn SDLC</w:t>
+              <w:t>SDLC Phase</w:t>
             </w:r>
           </w:p>
         </w:tc>
@@ -84,7 +84,7 @@
                 <w:rFonts w:ascii="Times New Roman" w:hAnsi="Times New Roman"/>
                 <w:sz w:val="24"/>
               </w:rPr>
-              <w:t>Triển khai</w:t>
+              <w:t>Implementation</w:t>
             </w:r>
           </w:p>
         </w:tc>
@@ -101,7 +101,7 @@
                 <w:b/>
                 <w:sz w:val="24"/>
               </w:rPr>
-              <w:t>Thước đo định lượng</w:t>
+              <w:t>Quantitative Measure</w:t>
             </w:r>
           </w:p>
         </w:tc>
@@ -115,7 +115,7 @@
                 <w:rFonts w:ascii="Times New Roman" w:hAnsi="Times New Roman"/>
                 <w:sz w:val="24"/>
               </w:rPr>
-              <w:t>Triển khai ràng buộc cho 3 tiêu chí đánh giá</w:t>
+              <w:t>Enforce validation constraints on 3 score metrics</w:t>
             </w:r>
           </w:p>
         </w:tc>
@@ -132,7 +132,7 @@
                 <w:b/>
                 <w:sz w:val="24"/>
               </w:rPr>
-              <w:t>Giá trị đóng góp (1-5)</w:t>
+              <w:t>Value Added (1-5)</w:t>
             </w:r>
           </w:p>
         </w:tc>
@@ -163,7 +163,7 @@
                 <w:b/>
                 <w:sz w:val="24"/>
               </w:rPr>
-              <w:t>Rủi ro &amp; Hạn chế</w:t>
+              <w:t>Risks &amp; Limitations</w:t>
             </w:r>
           </w:p>
         </w:tc>
@@ -177,7 +177,7 @@
                 <w:rFonts w:ascii="Times New Roman" w:hAnsi="Times New Roman"/>
                 <w:sz w:val="24"/>
               </w:rPr>
-              <w:t>Người phỏng vấn có thể gửi trùng bản ghi nhận xét nếu giao diện web bị double click.</w:t>
+              <w:t>Interviewers may submit duplicate reviews if the submit button is double-clicked on latency.</w:t>
             </w:r>
           </w:p>
         </w:tc>
@@ -198,7 +198,7 @@
           <w:b/>
           <w:sz w:val="24"/>
         </w:rPr>
-        <w:t>1. Câu hỏi gửi AI (Prompt)</w:t>
+        <w:t>1. Prompt Sent to AI (Prompt)</w:t>
       </w:r>
     </w:p>
     <w:p>
@@ -212,7 +212,7 @@
           <w:i/>
           <w:sz w:val="24"/>
         </w:rPr>
-        <w:t>Viết mã kiểm tra đầu vào để đảm bảo điểm phỏng vấn nằm trong khoảng 1 đến 5 đối với các tiêu chí chuyên môn, độ phù hợp và giao tiếp.</w:t>
+        <w:t>Write validation code to ensure interview criteria scores are integers between 1 and 5.</w:t>
       </w:r>
     </w:p>
     <w:p>
@@ -225,7 +225,7 @@
           <w:b/>
           <w:sz w:val="24"/>
         </w:rPr>
-        <w:t>2. Câu trả lời chi tiết của AI</w:t>
+        <w:t>2. Detailed AI Response</w:t>
       </w:r>
     </w:p>
     <w:p>
@@ -237,7 +237,7 @@
           <w:rFonts w:ascii="Times New Roman" w:hAnsi="Times New Roman"/>
           <w:sz w:val="24"/>
         </w:rPr>
-        <w:t>Kiểm tra từng điểm số: `if (score &lt; 1 || score &gt; 5) throw new BadRequestException(...)`.</w:t>
+        <w:t>Validate each score parameter and throw BadRequestException if outside [1, 5] range.</w:t>
       </w:r>
     </w:p>
     <w:p>
@@ -250,7 +250,7 @@
           <w:b/>
           <w:sz w:val="24"/>
         </w:rPr>
-        <w:t>3. Đánh giá, chọn lọc &amp; Tùy biến mã nguồn của Sinh viên</w:t>
+        <w:t>3. Student's Validation, Selection &amp; Source Code Customization</w:t>
       </w:r>
     </w:p>
     <w:p>
@@ -262,7 +262,7 @@
           <w:rFonts w:ascii="Times New Roman" w:hAnsi="Times New Roman"/>
           <w:sz w:val="24"/>
         </w:rPr>
-        <w:t>Chúng tôi kiểm tra ràng buộc nhập liệu. Chúng tôi đã cấu hình controller để kiểm tra nghiêm ngặt điểm số nhập vào (bao gồm: kỹ năng chuyên môn, độ phù hợp văn hóa, khả năng giao tiếp) phải nằm trong khoảng từ 1 đến 5. Chúng tôi cũng chặn việc sửa đổi điểm số sau khi đã submit để đảm bảo tính khách quan.</w:t>
+        <w:t>We checked input constraints. We configured controllers to strictly validate that evaluation scores (technical, communication, culture fit) are integers between 1 and 5. We blocked score modifications after submission to maintain evaluation integrity.</w:t>
       </w:r>
     </w:p>
     <w:p>
@@ -277,7 +277,7 @@
           <w:color w:val="000000"/>
           <w:sz w:val="24"/>
         </w:rPr>
-        <w:t>Nhiệm vụ 2: Viết script quét các API routes của Gateway để đối chiếu với cấu trúc màn hình App.tsx</w:t>
+        <w:t>Task 2: Write script to scan Gateway API routes and cross-reference with App.tsx routes</w:t>
       </w:r>
     </w:p>
     <w:tbl>
@@ -302,7 +302,7 @@
                 <w:b/>
                 <w:sz w:val="24"/>
               </w:rPr>
-              <w:t>Tên công cụ AI</w:t>
+              <w:t>AI Tool Used</w:t>
             </w:r>
           </w:p>
         </w:tc>
@@ -333,7 +333,7 @@
                 <w:b/>
                 <w:sz w:val="24"/>
               </w:rPr>
-              <w:t>Giai đoạn SDLC</w:t>
+              <w:t>SDLC Phase</w:t>
             </w:r>
           </w:p>
         </w:tc>
@@ -347,7 +347,7 @@
                 <w:rFonts w:ascii="Times New Roman" w:hAnsi="Times New Roman"/>
                 <w:sz w:val="24"/>
               </w:rPr>
-              <w:t>Kiểm thử</w:t>
+              <w:t>Testing</w:t>
             </w:r>
           </w:p>
         </w:tc>
@@ -364,7 +364,7 @@
                 <w:b/>
                 <w:sz w:val="24"/>
               </w:rPr>
-              <w:t>Thước đo định lượng</w:t>
+              <w:t>Quantitative Measure</w:t>
             </w:r>
           </w:p>
         </w:tc>
@@ -378,7 +378,7 @@
                 <w:rFonts w:ascii="Times New Roman" w:hAnsi="Times New Roman"/>
                 <w:sz w:val="24"/>
               </w:rPr>
-              <w:t>Kiểm tra 39 màn hình ứng với 40 API endpoints</w:t>
+              <w:t>Verify 39 screens against 40 API endpoints</w:t>
             </w:r>
           </w:p>
         </w:tc>
@@ -395,7 +395,7 @@
                 <w:b/>
                 <w:sz w:val="24"/>
               </w:rPr>
-              <w:t>Giá trị đóng góp (1-5)</w:t>
+              <w:t>Value Added (1-5)</w:t>
             </w:r>
           </w:p>
         </w:tc>
@@ -426,7 +426,7 @@
                 <w:b/>
                 <w:sz w:val="24"/>
               </w:rPr>
-              <w:t>Rủi ro &amp; Hạn chế</w:t>
+              <w:t>Risks &amp; Limitations</w:t>
             </w:r>
           </w:p>
         </w:tc>
@@ -440,7 +440,7 @@
                 <w:rFonts w:ascii="Times New Roman" w:hAnsi="Times New Roman"/>
                 <w:sz w:val="24"/>
               </w:rPr>
-              <w:t>Các route chứa tham số động (dynamic path params) có thể bị đối chiếu sai nếu không được chuẩn hóa chuỗi.</w:t>
+              <w:t>Dynamic path parameters can cause mismatches if string patterns are not normalized.</w:t>
             </w:r>
           </w:p>
         </w:tc>
@@ -461,7 +461,7 @@
           <w:b/>
           <w:sz w:val="24"/>
         </w:rPr>
-        <w:t>1. Câu hỏi gửi AI (Prompt)</w:t>
+        <w:t>1. Prompt Sent to AI (Prompt)</w:t>
       </w:r>
     </w:p>
     <w:p>
@@ -475,7 +475,7 @@
           <w:i/>
           <w:sz w:val="24"/>
         </w:rPr>
-        <w:t>Viết một script Node.js để phân tích các controller NestJS nhằm liệt kê toàn bộ các API route đang hoạt động trong hệ thống.</w:t>
+        <w:t>Write a Node.js script analyzing NestJS controllers to list all active API routes.</w:t>
       </w:r>
     </w:p>
     <w:p>
@@ -488,7 +488,7 @@
           <w:b/>
           <w:sz w:val="24"/>
         </w:rPr>
-        <w:t>2. Câu trả lời chi tiết của AI</w:t>
+        <w:t>2. Detailed AI Response</w:t>
       </w:r>
     </w:p>
     <w:p>
@@ -500,7 +500,7 @@
           <w:rFonts w:ascii="Times New Roman" w:hAnsi="Times New Roman"/>
           <w:sz w:val="24"/>
         </w:rPr>
-        <w:t>Sử dụng đối tượng `HttpAdapterHost` của NestJS để lấy danh sách router hoạt động từ Express/Fastify instance một cách động.</w:t>
+        <w:t>Use NestJS `HttpAdapterHost` to retrieve the registered router instance dynamically.</w:t>
       </w:r>
     </w:p>
     <w:p>
@@ -513,7 +513,7 @@
           <w:b/>
           <w:sz w:val="24"/>
         </w:rPr>
-        <w:t>3. Đánh giá, chọn lọc &amp; Tùy biến mã nguồn của Sinh viên</w:t>
+        <w:t>3. Student's Validation, Selection &amp; Source Code Customization</w:t>
       </w:r>
     </w:p>
     <w:p>
@@ -525,7 +525,7 @@
           <w:rFonts w:ascii="Times New Roman" w:hAnsi="Times New Roman"/>
           <w:sz w:val="24"/>
         </w:rPr>
-        <w:t>Chúng tôi xem xét script liệt kê API. Chúng tôi đã chạy script để xuất danh sách API thực tế và đối chiếu thủ công với các route định nghĩa trên React Frontend. Qua đó, chúng tôi phát hiện và loại bỏ được 2 endpoint cũ không còn sử dụng trên UI.</w:t>
+        <w:t>We reviewed the router scanner. We executed the script to extract active backend routes and compared them with React Router declarations in App.tsx, identifying and removing 2 obsolete endpoints.</w:t>
       </w:r>
     </w:p>
     <w:p>
@@ -540,7 +540,7 @@
           <w:color w:val="000000"/>
           <w:sz w:val="24"/>
         </w:rPr>
-        <w:t>Nhiệm vụ 3: Thiết kế biểu đồ luồng chuyển màn hình và kiến trúc hệ thống</w:t>
+        <w:t>Task 3: Design screen navigation flow and system architecture diagrams</w:t>
       </w:r>
     </w:p>
     <w:tbl>
@@ -565,7 +565,7 @@
                 <w:b/>
                 <w:sz w:val="24"/>
               </w:rPr>
-              <w:t>Tên công cụ AI</w:t>
+              <w:t>AI Tool Used</w:t>
             </w:r>
           </w:p>
         </w:tc>
@@ -596,7 +596,7 @@
                 <w:b/>
                 <w:sz w:val="24"/>
               </w:rPr>
-              <w:t>Giai đoạn SDLC</w:t>
+              <w:t>SDLC Phase</w:t>
             </w:r>
           </w:p>
         </w:tc>
@@ -610,7 +610,7 @@
                 <w:rFonts w:ascii="Times New Roman" w:hAnsi="Times New Roman"/>
                 <w:sz w:val="24"/>
               </w:rPr>
-              <w:t>Tài liệu hóa</w:t>
+              <w:t>Documentation</w:t>
             </w:r>
           </w:p>
         </w:tc>
@@ -627,7 +627,7 @@
                 <w:b/>
                 <w:sz w:val="24"/>
               </w:rPr>
-              <w:t>Thước đo định lượng</w:t>
+              <w:t>Quantitative Measure</w:t>
             </w:r>
           </w:p>
         </w:tc>
@@ -641,7 +641,7 @@
                 <w:rFonts w:ascii="Times New Roman" w:hAnsi="Times New Roman"/>
                 <w:sz w:val="24"/>
               </w:rPr>
-              <w:t>Xây dựng 4 sơ đồ PlantUML chi tiết</w:t>
+              <w:t>Construct 4 detailed PlantUML diagrams</w:t>
             </w:r>
           </w:p>
         </w:tc>
@@ -658,7 +658,7 @@
                 <w:b/>
                 <w:sz w:val="24"/>
               </w:rPr>
-              <w:t>Giá trị đóng góp (1-5)</w:t>
+              <w:t>Value Added (1-5)</w:t>
             </w:r>
           </w:p>
         </w:tc>
@@ -689,7 +689,7 @@
                 <w:b/>
                 <w:sz w:val="24"/>
               </w:rPr>
-              <w:t>Rủi ro &amp; Hạn chế</w:t>
+              <w:t>Risks &amp; Limitations</w:t>
             </w:r>
           </w:p>
         </w:tc>
@@ -703,7 +703,7 @@
                 <w:rFonts w:ascii="Times New Roman" w:hAnsi="Times New Roman"/>
                 <w:sz w:val="24"/>
               </w:rPr>
-              <w:t>Sơ đồ cần được cập nhật thủ công mỗi khi cấu trúc giao tiếp microservice thay đổi.</w:t>
+              <w:t>Diagrams must be manually updated whenever microservice RPC interfaces change.</w:t>
             </w:r>
           </w:p>
         </w:tc>
@@ -724,7 +724,7 @@
           <w:b/>
           <w:sz w:val="24"/>
         </w:rPr>
-        <w:t>1. Câu hỏi gửi AI (Prompt)</w:t>
+        <w:t>1. Prompt Sent to AI (Prompt)</w:t>
       </w:r>
     </w:p>
     <w:p>
@@ -738,7 +738,7 @@
           <w:i/>
           <w:sz w:val="24"/>
         </w:rPr>
-        <w:t>Tạo một sơ đồ tuần tự PlantUML mô tả luồng đăng ký và đăng nhập của người dùng qua API Gateway đến Identity microservice.</w:t>
+        <w:t>Create a PlantUML sequence diagram for user signup and login via API Gateway and Identity Service.</w:t>
       </w:r>
     </w:p>
     <w:p>
@@ -751,7 +751,7 @@
           <w:b/>
           <w:sz w:val="24"/>
         </w:rPr>
-        <w:t>2. Câu trả lời chi tiết của AI</w:t>
+        <w:t>2. Detailed AI Response</w:t>
       </w:r>
     </w:p>
     <w:p>
@@ -763,7 +763,7 @@
           <w:rFonts w:ascii="Times New Roman" w:hAnsi="Times New Roman"/>
           <w:sz w:val="24"/>
         </w:rPr>
-        <w:t>Sử dụng cú pháp PlantUML định nghĩa các đối tượng tham gia: User, Gateway, IdentityService, và DB. Vẽ các mũi tên mô tả luồng gửi thông tin và nhận về token.</w:t>
+        <w:t>Define participants: User, Gateway, IdentityService, DB. Write arrows describing payload and token return.</w:t>
       </w:r>
     </w:p>
     <w:p>
@@ -776,7 +776,7 @@
           <w:b/>
           <w:sz w:val="24"/>
         </w:rPr>
-        <w:t>3. Đánh giá, chọn lọc &amp; Tùy biến mã nguồn của Sinh viên</w:t>
+        <w:t>3. Student's Validation, Selection &amp; Source Code Customization</w:t>
       </w:r>
     </w:p>
     <w:p>
@@ -788,7 +788,7 @@
           <w:rFonts w:ascii="Times New Roman" w:hAnsi="Times New Roman"/>
           <w:sz w:val="24"/>
         </w:rPr>
-        <w:t>Chúng tôi thiết kế luồng chuyển màn hình. Chúng tôi sử dụng PlantUML để vẽ biểu đồ tương tác tuần tự cho các luồng đăng ký, đăng nhập và phê duyệt yêu cầu. Các biểu đồ này được lưu trữ trong kho mã nguồn để các thành viên tiện tra cứu trong quá trình phát triển.</w:t>
+        <w:t>We designed the flow diagrams. We used PlantUML to construct sequence diagrams for registration, login, and request approval flows, checking them into the repository for developer onboarding.</w:t>
       </w:r>
     </w:p>
     <w:p>
@@ -803,7 +803,7 @@
           <w:color w:val="000000"/>
           <w:sz w:val="24"/>
         </w:rPr>
-        <w:t>Nhiệm vụ 4: Xây dựng ma trận truy vết yêu cầu hệ thống (Requirement Traceability Matrix)</w:t>
+        <w:t>Task 4: Build Requirement Traceability Matrix (RTM)</w:t>
       </w:r>
     </w:p>
     <w:tbl>
@@ -828,7 +828,7 @@
                 <w:b/>
                 <w:sz w:val="24"/>
               </w:rPr>
-              <w:t>Tên công cụ AI</w:t>
+              <w:t>AI Tool Used</w:t>
             </w:r>
           </w:p>
         </w:tc>
@@ -859,7 +859,7 @@
                 <w:b/>
                 <w:sz w:val="24"/>
               </w:rPr>
-              <w:t>Giai đoạn SDLC</w:t>
+              <w:t>SDLC Phase</w:t>
             </w:r>
           </w:p>
         </w:tc>
@@ -873,7 +873,7 @@
                 <w:rFonts w:ascii="Times New Roman" w:hAnsi="Times New Roman"/>
                 <w:sz w:val="24"/>
               </w:rPr>
-              <w:t>Tài liệu hóa</w:t>
+              <w:t>Documentation</w:t>
             </w:r>
           </w:p>
         </w:tc>
@@ -890,7 +890,7 @@
                 <w:b/>
                 <w:sz w:val="24"/>
               </w:rPr>
-              <w:t>Thước đo định lượng</w:t>
+              <w:t>Quantitative Measure</w:t>
             </w:r>
           </w:p>
         </w:tc>
@@ -904,7 +904,7 @@
                 <w:rFonts w:ascii="Times New Roman" w:hAnsi="Times New Roman"/>
                 <w:sz w:val="24"/>
               </w:rPr>
-              <w:t>Ánh xạ thành công 22 yêu cầu chức năng</w:t>
+              <w:t>Map 22 functional requirements</w:t>
             </w:r>
           </w:p>
         </w:tc>
@@ -921,7 +921,7 @@
                 <w:b/>
                 <w:sz w:val="24"/>
               </w:rPr>
-              <w:t>Giá trị đóng góp (1-5)</w:t>
+              <w:t>Value Added (1-5)</w:t>
             </w:r>
           </w:p>
         </w:tc>
@@ -952,7 +952,7 @@
                 <w:b/>
                 <w:sz w:val="24"/>
               </w:rPr>
-              <w:t>Rủi ro &amp; Hạn chế</w:t>
+              <w:t>Risks &amp; Limitations</w:t>
             </w:r>
           </w:p>
         </w:tc>
@@ -966,7 +966,7 @@
                 <w:rFonts w:ascii="Times New Roman" w:hAnsi="Times New Roman"/>
                 <w:sz w:val="24"/>
               </w:rPr>
-              <w:t>Đòi hỏi cập nhật thủ công mỗi khi có sự thay đổi về mặt tính năng.</w:t>
+              <w:t>Requires manual updates whenever features are modified.</w:t>
             </w:r>
           </w:p>
         </w:tc>
@@ -987,7 +987,7 @@
           <w:b/>
           <w:sz w:val="24"/>
         </w:rPr>
-        <w:t>1. Câu hỏi gửi AI (Prompt)</w:t>
+        <w:t>1. Prompt Sent to AI (Prompt)</w:t>
       </w:r>
     </w:p>
     <w:p>
@@ -1001,7 +1001,7 @@
           <w:i/>
           <w:sz w:val="24"/>
         </w:rPr>
-        <w:t>Làm thế nào để thiết lập một ma trận truy vết yêu cầu bằng bảng Markdown để liên kết các yêu cầu chức năng với API và file test tương ứng?</w:t>
+        <w:t>How do we set up a Requirement Traceability Matrix in Markdown to link functional requirements with APIs and tests?</w:t>
       </w:r>
     </w:p>
     <w:p>
@@ -1014,7 +1014,7 @@
           <w:b/>
           <w:sz w:val="24"/>
         </w:rPr>
-        <w:t>2. Câu trả lời chi tiết của AI</w:t>
+        <w:t>2. Detailed AI Response</w:t>
       </w:r>
     </w:p>
     <w:p>
@@ -1026,7 +1026,7 @@
           <w:rFonts w:ascii="Times New Roman" w:hAnsi="Times New Roman"/>
           <w:sz w:val="24"/>
         </w:rPr>
-        <w:t>Sử dụng cấu trúc bảng Markdown gồm các cột: Mã yêu cầu, Mô tả, Bảng dữ liệu liên quan, Endpoint API, Phương thức Service, File test tương ứng.</w:t>
+        <w:t>Create a Markdown table with columns: Req ID, Description, Database Table, API Endpoint, Service Method, Test File.</w:t>
       </w:r>
     </w:p>
     <w:p>
@@ -1039,7 +1039,7 @@
           <w:b/>
           <w:sz w:val="24"/>
         </w:rPr>
-        <w:t>3. Đánh giá, chọn lọc &amp; Tùy biến mã nguồn của Sinh viên</w:t>
+        <w:t>3. Student's Validation, Selection &amp; Source Code Customization</w:t>
       </w:r>
     </w:p>
     <w:p>
@@ -1051,7 +1051,7 @@
           <w:rFonts w:ascii="Times New Roman" w:hAnsi="Times New Roman"/>
           <w:sz w:val="24"/>
         </w:rPr>
-        <w:t>Chúng tôi xây dựng ma trận truy vết yêu cầu. Chúng tôi điền đầy đủ thông tin ánh xạ cho 22 yêu cầu chức năng (FR) của dự án. Ma trận này giúp nhóm đảm bảo rằng mọi chức năng trong tài liệu đặc tả đều được cài đặt API và có ít nhất một file kiểm thử đơn vị bao phủ.</w:t>
+        <w:t>We built the traceability matrix. We mapped all 22 functional requirements (FR) of the project, ensuring every specification has a corresponding API endpoint and unit test suite.</w:t>
       </w:r>
     </w:p>
     <w:p>
@@ -1066,7 +1066,7 @@
           <w:color w:val="000000"/>
           <w:sz w:val="24"/>
         </w:rPr>
-        <w:t>Nhiệm vụ 5: Tổng hợp tài liệu bàn giao dự án và các báo cáo tổng kết</w:t>
+        <w:t>Task 5: Compile project handoff documentation and summaries</w:t>
       </w:r>
     </w:p>
     <w:tbl>
@@ -1091,7 +1091,7 @@
                 <w:b/>
                 <w:sz w:val="24"/>
               </w:rPr>
-              <w:t>Tên công cụ AI</w:t>
+              <w:t>AI Tool Used</w:t>
             </w:r>
           </w:p>
         </w:tc>
@@ -1122,7 +1122,7 @@
                 <w:b/>
                 <w:sz w:val="24"/>
               </w:rPr>
-              <w:t>Giai đoạn SDLC</w:t>
+              <w:t>SDLC Phase</w:t>
             </w:r>
           </w:p>
         </w:tc>
@@ -1136,7 +1136,7 @@
                 <w:rFonts w:ascii="Times New Roman" w:hAnsi="Times New Roman"/>
                 <w:sz w:val="24"/>
               </w:rPr>
-              <w:t>Tài liệu hóa</w:t>
+              <w:t>Documentation</w:t>
             </w:r>
           </w:p>
         </w:tc>
@@ -1153,7 +1153,7 @@
                 <w:b/>
                 <w:sz w:val="24"/>
               </w:rPr>
-              <w:t>Thước đo định lượng</w:t>
+              <w:t>Quantitative Measure</w:t>
             </w:r>
           </w:p>
         </w:tc>
@@ -1167,7 +1167,7 @@
                 <w:rFonts w:ascii="Times New Roman" w:hAnsi="Times New Roman"/>
                 <w:sz w:val="24"/>
               </w:rPr>
-              <w:t>Biên soạn thành công 6 bộ tài liệu kỹ thuật</w:t>
+              <w:t>Compile 6 technical document guides</w:t>
             </w:r>
           </w:p>
         </w:tc>
@@ -1184,7 +1184,7 @@
                 <w:b/>
                 <w:sz w:val="24"/>
               </w:rPr>
-              <w:t>Giá trị đóng góp (1-5)</w:t>
+              <w:t>Value Added (1-5)</w:t>
             </w:r>
           </w:p>
         </w:tc>
@@ -1215,7 +1215,7 @@
                 <w:b/>
                 <w:sz w:val="24"/>
               </w:rPr>
-              <w:t>Rủi ro &amp; Hạn chế</w:t>
+              <w:t>Risks &amp; Limitations</w:t>
             </w:r>
           </w:p>
         </w:tc>
@@ -1229,7 +1229,7 @@
                 <w:rFonts w:ascii="Times New Roman" w:hAnsi="Times New Roman"/>
                 <w:sz w:val="24"/>
               </w:rPr>
-              <w:t>Tài liệu tĩnh có thể bị lệch hướng so với code thực tế nếu code được cập nhật liên tục.</w:t>
+              <w:t>Static documents risk drifting from the codebase if updates are not automated.</w:t>
             </w:r>
           </w:p>
         </w:tc>
@@ -1250,7 +1250,7 @@
           <w:b/>
           <w:sz w:val="24"/>
         </w:rPr>
-        <w:t>1. Câu hỏi gửi AI (Prompt)</w:t>
+        <w:t>1. Prompt Sent to AI (Prompt)</w:t>
       </w:r>
     </w:p>
     <w:p>
@@ -1264,7 +1264,7 @@
           <w:i/>
           <w:sz w:val="24"/>
         </w:rPr>
-        <w:t>Cung cấp cấu trúc tài liệu bàn giao mô tả hoạt động bảo mật, cơ chế hàng đợi xử lý ngầm và cấu hình ghi log của hệ thống RMS.</w:t>
+        <w:t>Provide structure for handoff documentation detailing Gateway security, background queues, and logging configurations.</w:t>
       </w:r>
     </w:p>
     <w:p>
@@ -1277,7 +1277,7 @@
           <w:b/>
           <w:sz w:val="24"/>
         </w:rPr>
-        <w:t>2. Câu trả lời chi tiết của AI</w:t>
+        <w:t>2. Detailed AI Response</w:t>
       </w:r>
     </w:p>
     <w:p>
@@ -1289,7 +1289,7 @@
           <w:rFonts w:ascii="Times New Roman" w:hAnsi="Times New Roman"/>
           <w:sz w:val="24"/>
         </w:rPr>
-        <w:t>Biên soạn các chương mục bao gồm bảo mật Gateway, hàng đợi thử lại BullMQ, cấu hình thư viện Pino log ghi dấu hành vi người dùng và endpoint kiểm tra sức khỏe hệ thống.</w:t>
+        <w:t>Outline chapters on Gateway security, BullMQ retry queues, Pino logger configuration, and health check endpoints.</w:t>
       </w:r>
     </w:p>
     <w:p>
@@ -1302,7 +1302,7 @@
           <w:b/>
           <w:sz w:val="24"/>
         </w:rPr>
-        <w:t>3. Đánh giá, chọn lọc &amp; Tùy biến mã nguồn của Sinh viên</w:t>
+        <w:t>3. Student's Validation, Selection &amp; Source Code Customization</w:t>
       </w:r>
     </w:p>
     <w:p>
@@ -1314,7 +1314,7 @@
           <w:rFonts w:ascii="Times New Roman" w:hAnsi="Times New Roman"/>
           <w:sz w:val="24"/>
         </w:rPr>
-        <w:t>Chúng tôi biên soạn tài liệu bàn giao. Chúng tôi đã thay thế toàn bộ dữ liệu mẫu trong tài liệu bằng các thông số thực tế của hệ thống (số lượng API hoạt động, độ phủ test, hướng dẫn cấu hình môi trường Docker).</w:t>
+        <w:t>We compiled the handoff documents. We replaced the placeholders with active system metrics (active endpoints, test coverage, Docker setup guide).</w:t>
       </w:r>
     </w:p>
     <w:sectPr>
